--- a/tillsyn/A 38747-2024 tillsynsbegäran.docx
+++ b/tillsyn/A 38747-2024 tillsynsbegäran.docx
@@ -568,7 +568,7 @@
     <w:r>
       <w:tab/>
       <w:tab/>
-      <w:t>2026-06-18</w:t>
+      <w:t>2026-06-19</w:t>
       <w:br/>
       <w:br/>
     </w:r>

--- a/tillsyn/A 38747-2024 tillsynsbegäran.docx
+++ b/tillsyn/A 38747-2024 tillsynsbegäran.docx
@@ -568,7 +568,7 @@
     <w:r>
       <w:tab/>
       <w:tab/>
-      <w:t>2026-06-19</w:t>
+      <w:t>2026-06-20</w:t>
       <w:br/>
       <w:br/>
     </w:r>

--- a/tillsyn/A 38747-2024 tillsynsbegäran.docx
+++ b/tillsyn/A 38747-2024 tillsynsbegäran.docx
@@ -12,10 +12,7 @@
     </w:p>
     <w:p>
       <w:r>
-        <w:t>Detta dokument behandlar höga naturvärden i avverkningsanmälan A 38747-2024 i Krokoms kommun som inkom 2024-09-12 och omfattar 0,3 ha.</w:t>
-      </w:r>
-      <w:r>
-        <w:t xml:space="preserve"> I Figur 1 visas fyndplatser för naturvårdsarter i området, som finns registrerade på Artportalen.</w:t>
+        <w:t>Denna tillsynsbegäran behandlar höga naturvärden i avverkningsanmälan A 38747-2024 i Krokoms kommun som inkom 2024-09-12 och omfattar 0,3 ha.</w:t>
       </w:r>
     </w:p>
     <w:p>
@@ -63,7 +60,20 @@
         <w:spacing w:after="240"/>
       </w:pPr>
       <w:r>
-        <w:t>Figur 1. Fyndplatser för naturvårdsarter inom 23 meter från avverkningsanmälan (röd linje). Inom parentes anges rödlistekategorier, S för signalarter, Tför typiska arter och fridlysningsparagrafer i artskyddsförordningen.Markörer utan svart kant är placerade på fyndplatsen. Markörer med svart kant är placerade vid sidan av fyndplatsen och har ett svart streck som visar fyndplatsens exakta position. Kartans mittpunktskoordinat är N 7052938, E 466946 i SWEREF 99 TM.</w:t>
+        <w:t>Figur 1. Fyndplatser för naturvårdsarter inom 23 meter från avverkningsanmälan. Markörer utan svart kant är placerade på fyndplatsen. Markörer med svart kant är placerade vid sidan av fyndplatsen har ett svart streck som visar fyndplatsens exakta position. Kartans mittpunktskoordinat är N 7052938, E 466946 i SWEREF 99 TM.</w:t>
+      </w:r>
+    </w:p>
+    <w:p>
+      <w:r>
+        <w:t>Inom 23 meter från avverkningsanmälan finns fynd av 3 naturvårdsarter, varav 3 är rödlistade, 1 är fridlyst och 3 är typiska (T): garnlav (VU, T), harticka (NT, T) och tretåig hackspett (NT, T, §4). Se Figur 1.</w:t>
+      </w:r>
+    </w:p>
+    <w:p>
+      <w:pPr>
+        <w:pStyle w:val="Heading1"/>
+      </w:pPr>
+      <w:r>
+        <w:t>Tillsynsbegäran</w:t>
       </w:r>
     </w:p>
     <w:p>
@@ -77,95 +87,16 @@
       </w:r>
     </w:p>
     <w:p>
-      <w:r>
-        <w:t>Nedan beskrivs fynd av naturvårdsarter och fridlysta arter som gjorts i det avverkningsanmälda området. I BILAGA 1 finns artfakta om fridlysta arter.</w:t>
-      </w:r>
-    </w:p>
-    <w:p>
       <w:pPr>
         <w:pStyle w:val="Heading1"/>
       </w:pPr>
       <w:r>
-        <w:t>Naturvårdsarter</w:t>
+        <w:t>Naturvårdsarter och fridlysta arter</w:t>
       </w:r>
     </w:p>
     <w:p>
       <w:r>
-        <w:t>Inom 23 meter från avverkningsanmälan har följande 3 naturvårdsarter hittats: garnlav (VU, T), harticka (NT, T) och tretåig hackspett (NT, T, §4). Av dessa är 3 rödlistade. För rödlistade arter har rödlistekategorin angivits inom parentes. Typiska arter inom Natura 2000 som är kopplade till skogsekosystem har markerats med (T). För fridlysta arter anges även paragrafen i Artskyddsförordningen som arten är fridlyst enligt.</w:t>
-      </w:r>
-    </w:p>
-    <w:p>
-      <w:r>
-        <w:t>De påträffade naturvårdsarterna är ett tydligt kvitto på att det rör sig om en skog med höga naturvärden.</w:t>
-      </w:r>
-    </w:p>
-    <w:p>
-      <w:pPr>
-        <w:pStyle w:val="Heading2"/>
-      </w:pPr>
-      <w:r>
-        <w:t>Fridlysta arter</w:t>
-      </w:r>
-    </w:p>
-    <w:p>
-      <w:r>
-        <w:t>Följande fridlysta arter har sina livsmiljöer och växtplatser i den avverkningsanmälda skogen: tretåig hackspett (NT, T, §4).</w:t>
-      </w:r>
-    </w:p>
-    <w:p>
-      <w:r>
-        <w:t xml:space="preserve">Observera att medlemsländerna är skyldiga att agera i enlighet med EU:s fågeldirektiv där det uttryckligen står att direktivet gäller för fåglar samt för deras ägg, bon och </w:t>
-      </w:r>
-      <w:r>
-        <w:rPr>
-          <w:b/>
-        </w:rPr>
-        <w:t xml:space="preserve">livsmiljöer </w:t>
-      </w:r>
-      <w:r>
-        <w:t>(artikel 1). Vidare att de åtgärder som vidtas inte får leda till en försämring av den nuvarande situationen beträffande bevarandet av de fågelarter som avses i artikel 1 (artikel 13). Fågeldirektivet är styrande för tillsynsansvariga myndigheters ärendehantering, ställningstaganden och beslutsfattande.</w:t>
-      </w:r>
-    </w:p>
-    <w:p>
-      <w:r>
-        <w:rPr>
-          <w:b/>
-        </w:rPr>
-        <w:t>Tretåig hackspett (NT, §4)</w:t>
-      </w:r>
-      <w:r>
-        <w:t xml:space="preserve"> är rödlistad som nära hotad och ingår i bilaga 1 i EU:s fågeldirektiv. Tretåig hackspett är för sin överlevnad beroende av kontinuerlig tillförsel av äldre döende och död ved, som sker genom naturliga självgallringsprocesser i äldre grannaturskogar och barrblandade naturskogar. Om en skog genom skogsbruk gallras eller glesas ur så upphör och uteblir i stort sett den naturliga självgallringsprocessen för mycket lång tid framöver vilket omöjliggör upprätthållandet av den kontinuerliga ekologiska funktionen i ett område. Det finns studier som visar att naturskogens självgallringsprocess som den tretåiga hackspetten är beroende av, inte kan ersättas med efterlämnad hänsyn i skogsbruket (Imbeau &amp; Desrochers, 2002). Storleken på häckningsreviret varierar med skogstypen, förekomsten av död ved och graden av fragmentering, men är i allmänhet i storleksordningen 25–100 hektar. Vintertid krävs ofta betydligt större områden och det finns studier som antyder att arten behöver minst 100 hektar äldre skog. I områden med låg bonitet kan det behövas över 200 hektar lämpligt habitat för att ett par ska kunna reproducera sig. Områden med dokumenterad permanent förekomst i naturskogsmiljöer har vanligen så stora naturvärden att skogsbruk är olämpligt. Tretåig hackspett är typisk art för </w:t>
-      </w:r>
-      <w:r>
-        <w:rPr>
-          <w:i/>
-        </w:rPr>
-        <w:t xml:space="preserve">9010 Taiga, 9740 Skogsbevuxen myr, 9030 Landhöjningsskog </w:t>
-      </w:r>
-      <w:r>
-        <w:t xml:space="preserve">och </w:t>
-      </w:r>
-      <w:r>
-        <w:rPr>
-          <w:i/>
-        </w:rPr>
-        <w:t>9040 Fjällbjörkskog</w:t>
-      </w:r>
-      <w:r>
-        <w:t xml:space="preserve"> (Skogsstyrelsen, 2016; SLU Artdatabanken, 2024).</w:t>
-      </w:r>
-    </w:p>
-    <w:p>
-      <w:r>
-        <w:t>I BILAGA 1 finns mer detaljerad information om ekologi samt krav på livsmiljö hos fridlysta arter.</w:t>
-      </w:r>
-    </w:p>
-    <w:p>
-      <w:pPr>
-        <w:pStyle w:val="Heading2"/>
-      </w:pPr>
-      <w:r>
-        <w:t>Övriga naturvårdsarter</w:t>
+        <w:t>Nedan följer beskrivningar av de naturvårdsarter och fridlysta arter som har sina livsmiljöer och växtplatser i den avverkningsanmälda skogen. Se även ytterligare artfakta i BILAGA 1. De påträffade naturvårdsarterna är ett tydligt kvitto på att det rör sig om en skog med höga naturvärden.</w:t>
       </w:r>
     </w:p>
     <w:p>
@@ -224,6 +155,57 @@
       </w:r>
       <w:r>
         <w:t xml:space="preserve"> (SLU Artdatabanken, 2024; Nitare &amp; Skogsstyrelsen, 2019).</w:t>
+      </w:r>
+    </w:p>
+    <w:p>
+      <w:r>
+        <w:rPr>
+          <w:b/>
+        </w:rPr>
+        <w:t>Tretåig hackspett (NT, §4)</w:t>
+      </w:r>
+      <w:r>
+        <w:t xml:space="preserve"> är rödlistad som nära hotad och ingår i bilaga 1 i EU:s fågeldirektiv. Tretåig hackspett är för sin överlevnad beroende av kontinuerlig tillförsel av äldre döende och död ved, som sker genom naturliga självgallringsprocesser i äldre grannaturskogar och barrblandade naturskogar. Om en skog genom skogsbruk gallras eller glesas ur så upphör och uteblir i stort sett den naturliga självgallringsprocessen för mycket lång tid framöver vilket omöjliggör upprätthållandet av den kontinuerliga ekologiska funktionen i ett område. Det finns studier som visar att naturskogens självgallringsprocess som den tretåiga hackspetten är beroende av, inte kan ersättas med efterlämnad hänsyn i skogsbruket (Imbeau &amp; Desrochers, 2002). Storleken på häckningsreviret varierar med skogstypen, förekomsten av död ved och graden av fragmentering, men är i allmänhet i storleksordningen 25–100 hektar. Vintertid krävs ofta betydligt större områden och det finns studier som antyder att arten behöver minst 100 hektar äldre skog. I områden med låg bonitet kan det behövas över 200 hektar lämpligt habitat för att ett par ska kunna reproducera sig. Områden med dokumenterad permanent förekomst i naturskogsmiljöer har vanligen så stora naturvärden att skogsbruk är olämpligt. Tretåig hackspett är typisk art för </w:t>
+      </w:r>
+      <w:r>
+        <w:rPr>
+          <w:i/>
+        </w:rPr>
+        <w:t xml:space="preserve">9010 Taiga, 9740 Skogsbevuxen myr, 9030 Landhöjningsskog </w:t>
+      </w:r>
+      <w:r>
+        <w:t xml:space="preserve">och </w:t>
+      </w:r>
+      <w:r>
+        <w:rPr>
+          <w:i/>
+        </w:rPr>
+        <w:t>9040 Fjällbjörkskog</w:t>
+      </w:r>
+      <w:r>
+        <w:t xml:space="preserve"> (Skogsstyrelsen, 2016; SLU Artdatabanken, 2024).</w:t>
+      </w:r>
+    </w:p>
+    <w:p>
+      <w:pPr>
+        <w:pStyle w:val="Heading1"/>
+      </w:pPr>
+      <w:r>
+        <w:t>EU:s fågeldirektiv</w:t>
+      </w:r>
+    </w:p>
+    <w:p>
+      <w:r>
+        <w:t xml:space="preserve">Europeiska unionens medlemsländer är skyldiga att agera i enlighet med EU:s fågeldirektiv där det uttryckligen står att direktivet gäller för fåglar samt för deras ägg, bon och </w:t>
+      </w:r>
+      <w:r>
+        <w:rPr>
+          <w:b/>
+        </w:rPr>
+        <w:t xml:space="preserve">livsmiljöer </w:t>
+      </w:r>
+      <w:r>
+        <w:t>(artikel 1). Vidare att de åtgärder som vidtas inte får leda till en försämring av den nuvarande situationen beträffande bevarandet av de fågelarter som avses i artikel 1 (artikel 13). Fågeldirektivet är styrande för tillsynsansvariga myndigheters ärendehantering, ställningstaganden och beslutsfattande.</w:t>
       </w:r>
     </w:p>
     <w:p>
@@ -568,7 +550,7 @@
     <w:r>
       <w:tab/>
       <w:tab/>
-      <w:t>2026-06-20</w:t>
+      <w:t>2026-06-21</w:t>
       <w:br/>
       <w:br/>
     </w:r>

--- a/tillsyn/A 38747-2024 tillsynsbegäran.docx
+++ b/tillsyn/A 38747-2024 tillsynsbegäran.docx
@@ -550,7 +550,7 @@
     <w:r>
       <w:tab/>
       <w:tab/>
-      <w:t>2026-06-21</w:t>
+      <w:t>2026-06-22</w:t>
       <w:br/>
       <w:br/>
     </w:r>

--- a/tillsyn/A 38747-2024 tillsynsbegäran.docx
+++ b/tillsyn/A 38747-2024 tillsynsbegäran.docx
@@ -550,7 +550,7 @@
     <w:r>
       <w:tab/>
       <w:tab/>
-      <w:t>2026-06-22</w:t>
+      <w:t>2026-06-23</w:t>
       <w:br/>
       <w:br/>
     </w:r>

--- a/tillsyn/A 38747-2024 tillsynsbegäran.docx
+++ b/tillsyn/A 38747-2024 tillsynsbegäran.docx
@@ -550,7 +550,7 @@
     <w:r>
       <w:tab/>
       <w:tab/>
-      <w:t>2026-06-23</w:t>
+      <w:t>2026-06-24</w:t>
       <w:br/>
       <w:br/>
     </w:r>

--- a/tillsyn/A 38747-2024 tillsynsbegäran.docx
+++ b/tillsyn/A 38747-2024 tillsynsbegäran.docx
@@ -550,7 +550,7 @@
     <w:r>
       <w:tab/>
       <w:tab/>
-      <w:t>2026-06-24</w:t>
+      <w:t>2026-06-25</w:t>
       <w:br/>
       <w:br/>
     </w:r>

--- a/tillsyn/A 38747-2024 tillsynsbegäran.docx
+++ b/tillsyn/A 38747-2024 tillsynsbegäran.docx
@@ -550,7 +550,7 @@
     <w:r>
       <w:tab/>
       <w:tab/>
-      <w:t>2026-06-25</w:t>
+      <w:t>2026-06-26</w:t>
       <w:br/>
       <w:br/>
     </w:r>

--- a/tillsyn/A 38747-2024 tillsynsbegäran.docx
+++ b/tillsyn/A 38747-2024 tillsynsbegäran.docx
@@ -550,7 +550,7 @@
     <w:r>
       <w:tab/>
       <w:tab/>
-      <w:t>2026-06-26</w:t>
+      <w:t>2026-06-27</w:t>
       <w:br/>
       <w:br/>
     </w:r>

--- a/tillsyn/A 38747-2024 tillsynsbegäran.docx
+++ b/tillsyn/A 38747-2024 tillsynsbegäran.docx
@@ -550,7 +550,7 @@
     <w:r>
       <w:tab/>
       <w:tab/>
-      <w:t>2026-06-27</w:t>
+      <w:t>2026-06-28</w:t>
       <w:br/>
       <w:br/>
     </w:r>

--- a/tillsyn/A 38747-2024 tillsynsbegäran.docx
+++ b/tillsyn/A 38747-2024 tillsynsbegäran.docx
@@ -550,7 +550,7 @@
     <w:r>
       <w:tab/>
       <w:tab/>
-      <w:t>2026-06-28</w:t>
+      <w:t>2026-06-29</w:t>
       <w:br/>
       <w:br/>
     </w:r>

--- a/tillsyn/A 38747-2024 tillsynsbegäran.docx
+++ b/tillsyn/A 38747-2024 tillsynsbegäran.docx
@@ -550,7 +550,7 @@
     <w:r>
       <w:tab/>
       <w:tab/>
-      <w:t>2026-06-29</w:t>
+      <w:t>2026-06-30</w:t>
       <w:br/>
       <w:br/>
     </w:r>

--- a/tillsyn/A 38747-2024 tillsynsbegäran.docx
+++ b/tillsyn/A 38747-2024 tillsynsbegäran.docx
@@ -550,7 +550,7 @@
     <w:r>
       <w:tab/>
       <w:tab/>
-      <w:t>2026-06-30</w:t>
+      <w:t>2026-07-01</w:t>
       <w:br/>
       <w:br/>
     </w:r>

--- a/tillsyn/A 38747-2024 tillsynsbegäran.docx
+++ b/tillsyn/A 38747-2024 tillsynsbegäran.docx
@@ -550,7 +550,7 @@
     <w:r>
       <w:tab/>
       <w:tab/>
-      <w:t>2026-07-01</w:t>
+      <w:t>2026-07-02</w:t>
       <w:br/>
       <w:br/>
     </w:r>

--- a/tillsyn/A 38747-2024 tillsynsbegäran.docx
+++ b/tillsyn/A 38747-2024 tillsynsbegäran.docx
@@ -550,7 +550,7 @@
     <w:r>
       <w:tab/>
       <w:tab/>
-      <w:t>2026-07-13</w:t>
+      <w:t>2026-07-14</w:t>
       <w:br/>
       <w:br/>
     </w:r>

--- a/tillsyn/A 38747-2024 tillsynsbegäran.docx
+++ b/tillsyn/A 38747-2024 tillsynsbegäran.docx
@@ -550,7 +550,7 @@
     <w:r>
       <w:tab/>
       <w:tab/>
-      <w:t>2026-07-14</w:t>
+      <w:t>2026-07-15</w:t>
       <w:br/>
       <w:br/>
     </w:r>

--- a/tillsyn/A 38747-2024 tillsynsbegäran.docx
+++ b/tillsyn/A 38747-2024 tillsynsbegäran.docx
@@ -550,7 +550,7 @@
     <w:r>
       <w:tab/>
       <w:tab/>
-      <w:t>2026-07-15</w:t>
+      <w:t>2026-07-16</w:t>
       <w:br/>
       <w:br/>
     </w:r>

--- a/tillsyn/A 38747-2024 tillsynsbegäran.docx
+++ b/tillsyn/A 38747-2024 tillsynsbegäran.docx
@@ -550,7 +550,7 @@
     <w:r>
       <w:tab/>
       <w:tab/>
-      <w:t>2026-07-16</w:t>
+      <w:t>2026-07-17</w:t>
       <w:br/>
       <w:br/>
     </w:r>

--- a/tillsyn/A 38747-2024 tillsynsbegäran.docx
+++ b/tillsyn/A 38747-2024 tillsynsbegäran.docx
@@ -550,7 +550,7 @@
     <w:r>
       <w:tab/>
       <w:tab/>
-      <w:t>2026-07-17</w:t>
+      <w:t>2026-07-18</w:t>
       <w:br/>
       <w:br/>
     </w:r>

--- a/tillsyn/A 38747-2024 tillsynsbegäran.docx
+++ b/tillsyn/A 38747-2024 tillsynsbegäran.docx
@@ -550,7 +550,7 @@
     <w:r>
       <w:tab/>
       <w:tab/>
-      <w:t>2026-07-18</w:t>
+      <w:t>2026-07-19</w:t>
       <w:br/>
       <w:br/>
     </w:r>

--- a/tillsyn/A 38747-2024 tillsynsbegäran.docx
+++ b/tillsyn/A 38747-2024 tillsynsbegäran.docx
@@ -550,7 +550,7 @@
     <w:r>
       <w:tab/>
       <w:tab/>
-      <w:t>2026-07-19</w:t>
+      <w:t>2026-07-20</w:t>
       <w:br/>
       <w:br/>
     </w:r>

--- a/tillsyn/A 38747-2024 tillsynsbegäran.docx
+++ b/tillsyn/A 38747-2024 tillsynsbegäran.docx
@@ -550,7 +550,7 @@
     <w:r>
       <w:tab/>
       <w:tab/>
-      <w:t>2026-07-20</w:t>
+      <w:t>2026-07-21</w:t>
       <w:br/>
       <w:br/>
     </w:r>

--- a/tillsyn/A 38747-2024 tillsynsbegäran.docx
+++ b/tillsyn/A 38747-2024 tillsynsbegäran.docx
@@ -550,7 +550,7 @@
     <w:r>
       <w:tab/>
       <w:tab/>
-      <w:t>2026-07-21</w:t>
+      <w:t>2026-07-22</w:t>
       <w:br/>
       <w:br/>
     </w:r>

--- a/tillsyn/A 38747-2024 tillsynsbegäran.docx
+++ b/tillsyn/A 38747-2024 tillsynsbegäran.docx
@@ -550,7 +550,7 @@
     <w:r>
       <w:tab/>
       <w:tab/>
-      <w:t>2026-07-22</w:t>
+      <w:t>2026-07-23</w:t>
       <w:br/>
       <w:br/>
     </w:r>

--- a/tillsyn/A 38747-2024 tillsynsbegäran.docx
+++ b/tillsyn/A 38747-2024 tillsynsbegäran.docx
@@ -550,7 +550,7 @@
     <w:r>
       <w:tab/>
       <w:tab/>
-      <w:t>2026-07-23</w:t>
+      <w:t>2026-07-24</w:t>
       <w:br/>
       <w:br/>
     </w:r>

--- a/tillsyn/A 38747-2024 tillsynsbegäran.docx
+++ b/tillsyn/A 38747-2024 tillsynsbegäran.docx
@@ -550,7 +550,7 @@
     <w:r>
       <w:tab/>
       <w:tab/>
-      <w:t>2026-07-24</w:t>
+      <w:t>2026-07-25</w:t>
       <w:br/>
       <w:br/>
     </w:r>

--- a/tillsyn/A 38747-2024 tillsynsbegäran.docx
+++ b/tillsyn/A 38747-2024 tillsynsbegäran.docx
@@ -550,7 +550,7 @@
     <w:r>
       <w:tab/>
       <w:tab/>
-      <w:t>2026-07-25</w:t>
+      <w:t>2026-07-26</w:t>
       <w:br/>
       <w:br/>
     </w:r>

--- a/tillsyn/A 38747-2024 tillsynsbegäran.docx
+++ b/tillsyn/A 38747-2024 tillsynsbegäran.docx
@@ -550,7 +550,7 @@
     <w:r>
       <w:tab/>
       <w:tab/>
-      <w:t>2026-07-26</w:t>
+      <w:t>2026-07-27</w:t>
       <w:br/>
       <w:br/>
     </w:r>

--- a/tillsyn/A 38747-2024 tillsynsbegäran.docx
+++ b/tillsyn/A 38747-2024 tillsynsbegäran.docx
@@ -550,7 +550,7 @@
     <w:r>
       <w:tab/>
       <w:tab/>
-      <w:t>2026-07-27</w:t>
+      <w:t>2026-07-28</w:t>
       <w:br/>
       <w:br/>
     </w:r>

--- a/tillsyn/A 38747-2024 tillsynsbegäran.docx
+++ b/tillsyn/A 38747-2024 tillsynsbegäran.docx
@@ -550,7 +550,7 @@
     <w:r>
       <w:tab/>
       <w:tab/>
-      <w:t>2026-07-28</w:t>
+      <w:t>2026-07-29</w:t>
       <w:br/>
       <w:br/>
     </w:r>

--- a/tillsyn/A 38747-2024 tillsynsbegäran.docx
+++ b/tillsyn/A 38747-2024 tillsynsbegäran.docx
@@ -550,7 +550,7 @@
     <w:r>
       <w:tab/>
       <w:tab/>
-      <w:t>2026-07-29</w:t>
+      <w:t>2026-07-30</w:t>
       <w:br/>
       <w:br/>
     </w:r>

--- a/tillsyn/A 38747-2024 tillsynsbegäran.docx
+++ b/tillsyn/A 38747-2024 tillsynsbegäran.docx
@@ -550,7 +550,7 @@
     <w:r>
       <w:tab/>
       <w:tab/>
-      <w:t>2026-07-30</w:t>
+      <w:t>2026-07-31</w:t>
       <w:br/>
       <w:br/>
     </w:r>

--- a/tillsyn/A 38747-2024 tillsynsbegäran.docx
+++ b/tillsyn/A 38747-2024 tillsynsbegäran.docx
@@ -550,7 +550,7 @@
     <w:r>
       <w:tab/>
       <w:tab/>
-      <w:t>2026-07-31</w:t>
+      <w:t>2026-08-01</w:t>
       <w:br/>
       <w:br/>
     </w:r>

--- a/tillsyn/A 38747-2024 tillsynsbegäran.docx
+++ b/tillsyn/A 38747-2024 tillsynsbegäran.docx
@@ -550,7 +550,7 @@
     <w:r>
       <w:tab/>
       <w:tab/>
-      <w:t>2026-08-01</w:t>
+      <w:t>2026-08-02</w:t>
       <w:br/>
       <w:br/>
     </w:r>

--- a/tillsyn/A 38747-2024 tillsynsbegäran.docx
+++ b/tillsyn/A 38747-2024 tillsynsbegäran.docx
@@ -550,7 +550,7 @@
     <w:r>
       <w:tab/>
       <w:tab/>
-      <w:t>2026-08-02</w:t>
+      <w:t>2026-08-03</w:t>
       <w:br/>
       <w:br/>
     </w:r>

--- a/tillsyn/A 38747-2024 tillsynsbegäran.docx
+++ b/tillsyn/A 38747-2024 tillsynsbegäran.docx
@@ -550,7 +550,7 @@
     <w:r>
       <w:tab/>
       <w:tab/>
-      <w:t>2026-08-03</w:t>
+      <w:t>2026-08-05</w:t>
       <w:br/>
       <w:br/>
     </w:r>

--- a/tillsyn/A 38747-2024 tillsynsbegäran.docx
+++ b/tillsyn/A 38747-2024 tillsynsbegäran.docx
@@ -550,7 +550,7 @@
     <w:r>
       <w:tab/>
       <w:tab/>
-      <w:t>2026-08-05</w:t>
+      <w:t>2026-08-07</w:t>
       <w:br/>
       <w:br/>
     </w:r>

--- a/tillsyn/A 38747-2024 tillsynsbegäran.docx
+++ b/tillsyn/A 38747-2024 tillsynsbegäran.docx
@@ -550,7 +550,7 @@
     <w:r>
       <w:tab/>
       <w:tab/>
-      <w:t>2026-08-07</w:t>
+      <w:t>2026-08-08</w:t>
       <w:br/>
       <w:br/>
     </w:r>

--- a/tillsyn/A 38747-2024 tillsynsbegäran.docx
+++ b/tillsyn/A 38747-2024 tillsynsbegäran.docx
@@ -60,7 +60,7 @@
         <w:spacing w:after="240"/>
       </w:pPr>
       <w:r>
-        <w:t>Figur 1. Fyndplatser för naturvårdsarter inom 23 meter från avverkningsanmälan. Markörer utan svart kant är placerade på fyndplatsen. Markörer med svart kant är placerade vid sidan av fyndplatsen har ett svart streck som visar fyndplatsens exakta position. Kartans mittpunktskoordinat är N 7052938, E 466946 i SWEREF 99 TM.</w:t>
+        <w:t>Figur 1. Fyndplatser för naturvårdsarter inom 23 meter från avverkningsanmälan. Markörer utan svart kant är placerade på fyndplatsen. Markörer med svart kant är placerade vid sidan av fyndplatsen och har ett svart streck som visar fyndplatsens exakta position. Kartans mittpunktskoordinat är N 7052938, E 466946 i SWEREF 99 TM.</w:t>
       </w:r>
     </w:p>
     <w:p>
@@ -550,7 +550,7 @@
     <w:r>
       <w:tab/>
       <w:tab/>
-      <w:t>2026-08-14</w:t>
+      <w:t>2026-08-15</w:t>
       <w:br/>
       <w:br/>
     </w:r>

--- a/tillsyn/A 38747-2024 tillsynsbegäran.docx
+++ b/tillsyn/A 38747-2024 tillsynsbegäran.docx
@@ -550,7 +550,7 @@
     <w:r>
       <w:tab/>
       <w:tab/>
-      <w:t>2026-08-15</w:t>
+      <w:t>2026-08-16</w:t>
       <w:br/>
       <w:br/>
     </w:r>

--- a/tillsyn/A 38747-2024 tillsynsbegäran.docx
+++ b/tillsyn/A 38747-2024 tillsynsbegäran.docx
@@ -550,7 +550,7 @@
     <w:r>
       <w:tab/>
       <w:tab/>
-      <w:t>2026-08-16</w:t>
+      <w:t>2026-08-17</w:t>
       <w:br/>
       <w:br/>
     </w:r>

--- a/tillsyn/A 38747-2024 tillsynsbegäran.docx
+++ b/tillsyn/A 38747-2024 tillsynsbegäran.docx
@@ -550,7 +550,7 @@
     <w:r>
       <w:tab/>
       <w:tab/>
-      <w:t>2026-08-17</w:t>
+      <w:t>2026-08-18</w:t>
       <w:br/>
       <w:br/>
     </w:r>

--- a/tillsyn/A 38747-2024 tillsynsbegäran.docx
+++ b/tillsyn/A 38747-2024 tillsynsbegäran.docx
@@ -550,7 +550,7 @@
     <w:r>
       <w:tab/>
       <w:tab/>
-      <w:t>2026-08-18</w:t>
+      <w:t>2026-08-19</w:t>
       <w:br/>
       <w:br/>
     </w:r>

--- a/tillsyn/A 38747-2024 tillsynsbegäran.docx
+++ b/tillsyn/A 38747-2024 tillsynsbegäran.docx
@@ -550,7 +550,7 @@
     <w:r>
       <w:tab/>
       <w:tab/>
-      <w:t>2026-08-19</w:t>
+      <w:t>2026-08-20</w:t>
       <w:br/>
       <w:br/>
     </w:r>

--- a/tillsyn/A 38747-2024 tillsynsbegäran.docx
+++ b/tillsyn/A 38747-2024 tillsynsbegäran.docx
@@ -550,7 +550,7 @@
     <w:r>
       <w:tab/>
       <w:tab/>
-      <w:t>2026-08-20</w:t>
+      <w:t>2026-08-21</w:t>
       <w:br/>
       <w:br/>
     </w:r>

--- a/tillsyn/A 38747-2024 tillsynsbegäran.docx
+++ b/tillsyn/A 38747-2024 tillsynsbegäran.docx
@@ -550,7 +550,7 @@
     <w:r>
       <w:tab/>
       <w:tab/>
-      <w:t>2026-08-21</w:t>
+      <w:t>2026-08-22</w:t>
       <w:br/>
       <w:br/>
     </w:r>

--- a/tillsyn/A 38747-2024 tillsynsbegäran.docx
+++ b/tillsyn/A 38747-2024 tillsynsbegäran.docx
@@ -550,7 +550,7 @@
     <w:r>
       <w:tab/>
       <w:tab/>
-      <w:t>2026-08-22</w:t>
+      <w:t>2026-08-23</w:t>
       <w:br/>
       <w:br/>
     </w:r>

--- a/tillsyn/A 38747-2024 tillsynsbegäran.docx
+++ b/tillsyn/A 38747-2024 tillsynsbegäran.docx
@@ -550,7 +550,7 @@
     <w:r>
       <w:tab/>
       <w:tab/>
-      <w:t>2026-08-23</w:t>
+      <w:t>2026-08-24</w:t>
       <w:br/>
       <w:br/>
     </w:r>

--- a/tillsyn/A 38747-2024 tillsynsbegäran.docx
+++ b/tillsyn/A 38747-2024 tillsynsbegäran.docx
@@ -550,7 +550,7 @@
     <w:r>
       <w:tab/>
       <w:tab/>
-      <w:t>2026-08-24</w:t>
+      <w:t>2026-08-25</w:t>
       <w:br/>
       <w:br/>
     </w:r>

--- a/tillsyn/A 38747-2024 tillsynsbegäran.docx
+++ b/tillsyn/A 38747-2024 tillsynsbegäran.docx
@@ -550,7 +550,7 @@
     <w:r>
       <w:tab/>
       <w:tab/>
-      <w:t>2026-08-25</w:t>
+      <w:t>2026-08-26</w:t>
       <w:br/>
       <w:br/>
     </w:r>

--- a/tillsyn/A 38747-2024 tillsynsbegäran.docx
+++ b/tillsyn/A 38747-2024 tillsynsbegäran.docx
@@ -550,7 +550,7 @@
     <w:r>
       <w:tab/>
       <w:tab/>
-      <w:t>2026-08-26</w:t>
+      <w:t>2026-08-27</w:t>
       <w:br/>
       <w:br/>
     </w:r>

--- a/tillsyn/A 38747-2024 tillsynsbegäran.docx
+++ b/tillsyn/A 38747-2024 tillsynsbegäran.docx
@@ -550,7 +550,7 @@
     <w:r>
       <w:tab/>
       <w:tab/>
-      <w:t>2026-08-27</w:t>
+      <w:t>2026-08-28</w:t>
       <w:br/>
       <w:br/>
     </w:r>

--- a/tillsyn/A 38747-2024 tillsynsbegäran.docx
+++ b/tillsyn/A 38747-2024 tillsynsbegäran.docx
@@ -550,7 +550,7 @@
     <w:r>
       <w:tab/>
       <w:tab/>
-      <w:t>2026-08-28</w:t>
+      <w:t>2026-08-29</w:t>
       <w:br/>
       <w:br/>
     </w:r>

--- a/tillsyn/A 38747-2024 tillsynsbegäran.docx
+++ b/tillsyn/A 38747-2024 tillsynsbegäran.docx
@@ -550,7 +550,7 @@
     <w:r>
       <w:tab/>
       <w:tab/>
-      <w:t>2026-08-29</w:t>
+      <w:t>2026-08-31</w:t>
       <w:br/>
       <w:br/>
     </w:r>

--- a/tillsyn/A 38747-2024 tillsynsbegäran.docx
+++ b/tillsyn/A 38747-2024 tillsynsbegäran.docx
@@ -550,7 +550,7 @@
     <w:r>
       <w:tab/>
       <w:tab/>
-      <w:t>2026-08-31</w:t>
+      <w:t>2026-09-01</w:t>
       <w:br/>
       <w:br/>
     </w:r>

--- a/tillsyn/A 38747-2024 tillsynsbegäran.docx
+++ b/tillsyn/A 38747-2024 tillsynsbegäran.docx
@@ -550,7 +550,7 @@
     <w:r>
       <w:tab/>
       <w:tab/>
-      <w:t>2026-09-01</w:t>
+      <w:t>2026-09-02</w:t>
       <w:br/>
       <w:br/>
     </w:r>

--- a/tillsyn/A 38747-2024 tillsynsbegäran.docx
+++ b/tillsyn/A 38747-2024 tillsynsbegäran.docx
@@ -550,7 +550,7 @@
     <w:r>
       <w:tab/>
       <w:tab/>
-      <w:t>2026-09-02</w:t>
+      <w:t>2026-09-03</w:t>
       <w:br/>
       <w:br/>
     </w:r>

--- a/tillsyn/A 38747-2024 tillsynsbegäran.docx
+++ b/tillsyn/A 38747-2024 tillsynsbegäran.docx
@@ -550,7 +550,7 @@
     <w:r>
       <w:tab/>
       <w:tab/>
-      <w:t>2026-09-03</w:t>
+      <w:t>2026-09-04</w:t>
       <w:br/>
       <w:br/>
     </w:r>

--- a/tillsyn/A 38747-2024 tillsynsbegäran.docx
+++ b/tillsyn/A 38747-2024 tillsynsbegäran.docx
@@ -550,7 +550,7 @@
     <w:r>
       <w:tab/>
       <w:tab/>
-      <w:t>2026-09-04</w:t>
+      <w:t>2026-09-05</w:t>
       <w:br/>
       <w:br/>
     </w:r>

--- a/tillsyn/A 38747-2024 tillsynsbegäran.docx
+++ b/tillsyn/A 38747-2024 tillsynsbegäran.docx
@@ -550,7 +550,7 @@
     <w:r>
       <w:tab/>
       <w:tab/>
-      <w:t>2026-09-05</w:t>
+      <w:t>2026-09-06</w:t>
       <w:br/>
       <w:br/>
     </w:r>

--- a/tillsyn/A 38747-2024 tillsynsbegäran.docx
+++ b/tillsyn/A 38747-2024 tillsynsbegäran.docx
@@ -550,7 +550,7 @@
     <w:r>
       <w:tab/>
       <w:tab/>
-      <w:t>2026-09-06</w:t>
+      <w:t>2026-09-07</w:t>
       <w:br/>
       <w:br/>
     </w:r>

--- a/tillsyn/A 38747-2024 tillsynsbegäran.docx
+++ b/tillsyn/A 38747-2024 tillsynsbegäran.docx
@@ -550,7 +550,7 @@
     <w:r>
       <w:tab/>
       <w:tab/>
-      <w:t>2026-09-07</w:t>
+      <w:t>2026-09-08</w:t>
       <w:br/>
       <w:br/>
     </w:r>

--- a/tillsyn/A 38747-2024 tillsynsbegäran.docx
+++ b/tillsyn/A 38747-2024 tillsynsbegäran.docx
@@ -550,7 +550,7 @@
     <w:r>
       <w:tab/>
       <w:tab/>
-      <w:t>2026-09-08</w:t>
+      <w:t>2026-09-09</w:t>
       <w:br/>
       <w:br/>
     </w:r>

--- a/tillsyn/A 38747-2024 tillsynsbegäran.docx
+++ b/tillsyn/A 38747-2024 tillsynsbegäran.docx
@@ -550,7 +550,7 @@
     <w:r>
       <w:tab/>
       <w:tab/>
-      <w:t>2026-09-09</w:t>
+      <w:t>2026-09-10</w:t>
       <w:br/>
       <w:br/>
     </w:r>

--- a/tillsyn/A 38747-2024 tillsynsbegäran.docx
+++ b/tillsyn/A 38747-2024 tillsynsbegäran.docx
@@ -550,7 +550,7 @@
     <w:r>
       <w:tab/>
       <w:tab/>
-      <w:t>2026-09-10</w:t>
+      <w:t>2026-09-11</w:t>
       <w:br/>
       <w:br/>
     </w:r>

--- a/tillsyn/A 38747-2024 tillsynsbegäran.docx
+++ b/tillsyn/A 38747-2024 tillsynsbegäran.docx
@@ -550,7 +550,7 @@
     <w:r>
       <w:tab/>
       <w:tab/>
-      <w:t>2026-09-11</w:t>
+      <w:t>2026-09-12</w:t>
       <w:br/>
       <w:br/>
     </w:r>

--- a/tillsyn/A 38747-2024 tillsynsbegäran.docx
+++ b/tillsyn/A 38747-2024 tillsynsbegäran.docx
@@ -550,7 +550,7 @@
     <w:r>
       <w:tab/>
       <w:tab/>
-      <w:t>2026-09-12</w:t>
+      <w:t>2026-09-13</w:t>
       <w:br/>
       <w:br/>
     </w:r>
